--- a/report.docx
+++ b/report.docx
@@ -7,10 +7,14 @@
         <w:pStyle w:val="Normal"/>
         <w:bidi w:val="0"/>
         <w:jc w:val="start"/>
-        <w:rPr/>
-      </w:pPr>
-      <w:r>
-        <w:rPr/>
+        <w:rPr>
+          <w:lang w:val="el-GR"/>
+        </w:rPr>
+      </w:pPr>
+      <w:r>
+        <w:rPr>
+          <w:lang w:val="el-GR"/>
+        </w:rPr>
         <w:t>Q: Αρχικά έτσι όπως είναι τα αρχεία, μπορείς να μου πεις αν μπορείς να βρεις outliers για το κάθε αρχείο? Χρησιμοποίησε όποια μέθοδος θες.</w:t>
       </w:r>
     </w:p>
@@ -19,21 +23,29 @@
         <w:pStyle w:val="Normal"/>
         <w:bidi w:val="0"/>
         <w:jc w:val="start"/>
-        <w:rPr/>
-      </w:pPr>
-      <w:r>
-        <w:rPr/>
-      </w:r>
-    </w:p>
-    <w:p>
-      <w:pPr>
-        <w:pStyle w:val="Normal"/>
-        <w:bidi w:val="0"/>
-        <w:jc w:val="start"/>
-        <w:rPr/>
-      </w:pPr>
-      <w:r>
-        <w:rPr/>
+        <w:rPr>
+          <w:lang w:val="el-GR"/>
+        </w:rPr>
+      </w:pPr>
+      <w:r>
+        <w:rPr>
+          <w:lang w:val="el-GR"/>
+        </w:rPr>
+      </w:r>
+    </w:p>
+    <w:p>
+      <w:pPr>
+        <w:pStyle w:val="Normal"/>
+        <w:bidi w:val="0"/>
+        <w:jc w:val="start"/>
+        <w:rPr>
+          <w:lang w:val="el-GR"/>
+        </w:rPr>
+      </w:pPr>
+      <w:r>
+        <w:rPr>
+          <w:lang w:val="el-GR"/>
+        </w:rPr>
         <w:drawing>
           <wp:anchor behindDoc="0" distT="0" distB="0" distL="0" distR="0" simplePos="0" locked="0" layoutInCell="0" allowOverlap="1" relativeHeight="2">
             <wp:simplePos x="0" y="0"/>
@@ -133,241 +145,330 @@
         <w:pStyle w:val="Normal"/>
         <w:bidi w:val="0"/>
         <w:jc w:val="start"/>
-        <w:rPr/>
-      </w:pPr>
-      <w:r>
-        <w:rPr/>
-      </w:r>
-    </w:p>
-    <w:p>
-      <w:pPr>
-        <w:pStyle w:val="Normal"/>
-        <w:bidi w:val="0"/>
-        <w:jc w:val="start"/>
-        <w:rPr/>
-      </w:pPr>
-      <w:r>
-        <w:rPr/>
-      </w:r>
-    </w:p>
-    <w:p>
-      <w:pPr>
-        <w:pStyle w:val="Normal"/>
-        <w:bidi w:val="0"/>
-        <w:jc w:val="start"/>
-        <w:rPr/>
-      </w:pPr>
-      <w:r>
-        <w:rPr/>
-      </w:r>
-    </w:p>
-    <w:p>
-      <w:pPr>
-        <w:pStyle w:val="Normal"/>
-        <w:bidi w:val="0"/>
-        <w:jc w:val="start"/>
-        <w:rPr/>
-      </w:pPr>
-      <w:r>
-        <w:rPr/>
-      </w:r>
-    </w:p>
-    <w:p>
-      <w:pPr>
-        <w:pStyle w:val="Normal"/>
-        <w:bidi w:val="0"/>
-        <w:jc w:val="start"/>
-        <w:rPr/>
-      </w:pPr>
-      <w:r>
-        <w:rPr/>
-      </w:r>
-    </w:p>
-    <w:p>
-      <w:pPr>
-        <w:pStyle w:val="Normal"/>
-        <w:bidi w:val="0"/>
-        <w:jc w:val="start"/>
-        <w:rPr/>
-      </w:pPr>
-      <w:r>
-        <w:rPr/>
-      </w:r>
-    </w:p>
-    <w:p>
-      <w:pPr>
-        <w:pStyle w:val="Normal"/>
-        <w:bidi w:val="0"/>
-        <w:jc w:val="start"/>
-        <w:rPr/>
-      </w:pPr>
-      <w:r>
-        <w:rPr/>
-      </w:r>
-    </w:p>
-    <w:p>
-      <w:pPr>
-        <w:pStyle w:val="Normal"/>
-        <w:bidi w:val="0"/>
-        <w:jc w:val="start"/>
-        <w:rPr/>
-      </w:pPr>
-      <w:r>
-        <w:rPr/>
-      </w:r>
-    </w:p>
-    <w:p>
-      <w:pPr>
-        <w:pStyle w:val="Normal"/>
-        <w:bidi w:val="0"/>
-        <w:jc w:val="start"/>
-        <w:rPr/>
-      </w:pPr>
-      <w:r>
-        <w:rPr/>
-      </w:r>
-    </w:p>
-    <w:p>
-      <w:pPr>
-        <w:pStyle w:val="Normal"/>
-        <w:bidi w:val="0"/>
-        <w:jc w:val="start"/>
-        <w:rPr/>
-      </w:pPr>
-      <w:r>
-        <w:rPr/>
-      </w:r>
-    </w:p>
-    <w:p>
-      <w:pPr>
-        <w:pStyle w:val="Normal"/>
-        <w:bidi w:val="0"/>
-        <w:jc w:val="start"/>
-        <w:rPr/>
-      </w:pPr>
-      <w:r>
-        <w:rPr/>
-      </w:r>
-    </w:p>
-    <w:p>
-      <w:pPr>
-        <w:pStyle w:val="Normal"/>
-        <w:bidi w:val="0"/>
-        <w:jc w:val="start"/>
-        <w:rPr/>
-      </w:pPr>
-      <w:r>
-        <w:rPr/>
-      </w:r>
-    </w:p>
-    <w:p>
-      <w:pPr>
-        <w:pStyle w:val="Normal"/>
-        <w:bidi w:val="0"/>
-        <w:jc w:val="start"/>
-        <w:rPr/>
-      </w:pPr>
-      <w:r>
-        <w:rPr/>
-      </w:r>
-    </w:p>
-    <w:p>
-      <w:pPr>
-        <w:pStyle w:val="Normal"/>
-        <w:bidi w:val="0"/>
-        <w:jc w:val="start"/>
-        <w:rPr/>
-      </w:pPr>
-      <w:r>
-        <w:rPr/>
-      </w:r>
-    </w:p>
-    <w:p>
-      <w:pPr>
-        <w:pStyle w:val="Normal"/>
-        <w:bidi w:val="0"/>
-        <w:jc w:val="start"/>
-        <w:rPr/>
-      </w:pPr>
-      <w:r>
-        <w:rPr/>
-      </w:r>
-    </w:p>
-    <w:p>
-      <w:pPr>
-        <w:pStyle w:val="Normal"/>
-        <w:bidi w:val="0"/>
-        <w:jc w:val="start"/>
-        <w:rPr/>
-      </w:pPr>
-      <w:r>
-        <w:rPr/>
-      </w:r>
-    </w:p>
-    <w:p>
-      <w:pPr>
-        <w:pStyle w:val="Normal"/>
-        <w:bidi w:val="0"/>
-        <w:jc w:val="start"/>
-        <w:rPr/>
-      </w:pPr>
-      <w:r>
-        <w:rPr/>
-      </w:r>
-    </w:p>
-    <w:p>
-      <w:pPr>
-        <w:pStyle w:val="Normal"/>
-        <w:bidi w:val="0"/>
-        <w:jc w:val="start"/>
-        <w:rPr/>
-      </w:pPr>
-      <w:r>
-        <w:rPr/>
-      </w:r>
-    </w:p>
-    <w:p>
-      <w:pPr>
-        <w:pStyle w:val="Normal"/>
-        <w:bidi w:val="0"/>
-        <w:jc w:val="start"/>
-        <w:rPr/>
-      </w:pPr>
-      <w:r>
-        <w:rPr/>
-      </w:r>
-    </w:p>
-    <w:p>
-      <w:pPr>
-        <w:pStyle w:val="Normal"/>
-        <w:bidi w:val="0"/>
-        <w:jc w:val="start"/>
-        <w:rPr/>
-      </w:pPr>
-      <w:r>
-        <w:rPr/>
-      </w:r>
-    </w:p>
-    <w:p>
-      <w:pPr>
-        <w:pStyle w:val="Normal"/>
-        <w:bidi w:val="0"/>
-        <w:jc w:val="start"/>
-        <w:rPr/>
-      </w:pPr>
-      <w:r>
-        <w:rPr/>
-      </w:r>
-    </w:p>
-    <w:p>
-      <w:pPr>
-        <w:pStyle w:val="Normal"/>
-        <w:bidi w:val="0"/>
-        <w:jc w:val="start"/>
-        <w:rPr/>
-      </w:pPr>
-      <w:r>
-        <w:rPr/>
+        <w:rPr>
+          <w:lang w:val="el-GR"/>
+        </w:rPr>
+      </w:pPr>
+      <w:r>
+        <w:rPr>
+          <w:lang w:val="el-GR"/>
+        </w:rPr>
+      </w:r>
+    </w:p>
+    <w:p>
+      <w:pPr>
+        <w:pStyle w:val="Normal"/>
+        <w:bidi w:val="0"/>
+        <w:jc w:val="start"/>
+        <w:rPr>
+          <w:lang w:val="el-GR"/>
+        </w:rPr>
+      </w:pPr>
+      <w:r>
+        <w:rPr>
+          <w:lang w:val="el-GR"/>
+        </w:rPr>
+      </w:r>
+    </w:p>
+    <w:p>
+      <w:pPr>
+        <w:pStyle w:val="Normal"/>
+        <w:bidi w:val="0"/>
+        <w:jc w:val="start"/>
+        <w:rPr>
+          <w:lang w:val="el-GR"/>
+        </w:rPr>
+      </w:pPr>
+      <w:r>
+        <w:rPr>
+          <w:lang w:val="el-GR"/>
+        </w:rPr>
+      </w:r>
+    </w:p>
+    <w:p>
+      <w:pPr>
+        <w:pStyle w:val="Normal"/>
+        <w:bidi w:val="0"/>
+        <w:jc w:val="start"/>
+        <w:rPr>
+          <w:lang w:val="el-GR"/>
+        </w:rPr>
+      </w:pPr>
+      <w:r>
+        <w:rPr>
+          <w:lang w:val="el-GR"/>
+        </w:rPr>
+      </w:r>
+    </w:p>
+    <w:p>
+      <w:pPr>
+        <w:pStyle w:val="Normal"/>
+        <w:bidi w:val="0"/>
+        <w:jc w:val="start"/>
+        <w:rPr>
+          <w:lang w:val="el-GR"/>
+        </w:rPr>
+      </w:pPr>
+      <w:r>
+        <w:rPr>
+          <w:lang w:val="el-GR"/>
+        </w:rPr>
+      </w:r>
+    </w:p>
+    <w:p>
+      <w:pPr>
+        <w:pStyle w:val="Normal"/>
+        <w:bidi w:val="0"/>
+        <w:jc w:val="start"/>
+        <w:rPr>
+          <w:lang w:val="el-GR"/>
+        </w:rPr>
+      </w:pPr>
+      <w:r>
+        <w:rPr>
+          <w:lang w:val="el-GR"/>
+        </w:rPr>
+      </w:r>
+    </w:p>
+    <w:p>
+      <w:pPr>
+        <w:pStyle w:val="Normal"/>
+        <w:bidi w:val="0"/>
+        <w:jc w:val="start"/>
+        <w:rPr>
+          <w:lang w:val="el-GR"/>
+        </w:rPr>
+      </w:pPr>
+      <w:r>
+        <w:rPr>
+          <w:lang w:val="el-GR"/>
+        </w:rPr>
+      </w:r>
+    </w:p>
+    <w:p>
+      <w:pPr>
+        <w:pStyle w:val="Normal"/>
+        <w:bidi w:val="0"/>
+        <w:jc w:val="start"/>
+        <w:rPr>
+          <w:lang w:val="el-GR"/>
+        </w:rPr>
+      </w:pPr>
+      <w:r>
+        <w:rPr>
+          <w:lang w:val="el-GR"/>
+        </w:rPr>
+      </w:r>
+    </w:p>
+    <w:p>
+      <w:pPr>
+        <w:pStyle w:val="Normal"/>
+        <w:bidi w:val="0"/>
+        <w:jc w:val="start"/>
+        <w:rPr>
+          <w:lang w:val="el-GR"/>
+        </w:rPr>
+      </w:pPr>
+      <w:r>
+        <w:rPr>
+          <w:lang w:val="el-GR"/>
+        </w:rPr>
+      </w:r>
+    </w:p>
+    <w:p>
+      <w:pPr>
+        <w:pStyle w:val="Normal"/>
+        <w:bidi w:val="0"/>
+        <w:jc w:val="start"/>
+        <w:rPr>
+          <w:lang w:val="el-GR"/>
+        </w:rPr>
+      </w:pPr>
+      <w:r>
+        <w:rPr>
+          <w:lang w:val="el-GR"/>
+        </w:rPr>
+      </w:r>
+    </w:p>
+    <w:p>
+      <w:pPr>
+        <w:pStyle w:val="Normal"/>
+        <w:bidi w:val="0"/>
+        <w:jc w:val="start"/>
+        <w:rPr>
+          <w:lang w:val="el-GR"/>
+        </w:rPr>
+      </w:pPr>
+      <w:r>
+        <w:rPr>
+          <w:lang w:val="el-GR"/>
+        </w:rPr>
+      </w:r>
+    </w:p>
+    <w:p>
+      <w:pPr>
+        <w:pStyle w:val="Normal"/>
+        <w:bidi w:val="0"/>
+        <w:jc w:val="start"/>
+        <w:rPr>
+          <w:lang w:val="el-GR"/>
+        </w:rPr>
+      </w:pPr>
+      <w:r>
+        <w:rPr>
+          <w:lang w:val="el-GR"/>
+        </w:rPr>
+      </w:r>
+    </w:p>
+    <w:p>
+      <w:pPr>
+        <w:pStyle w:val="Normal"/>
+        <w:bidi w:val="0"/>
+        <w:jc w:val="start"/>
+        <w:rPr>
+          <w:lang w:val="el-GR"/>
+        </w:rPr>
+      </w:pPr>
+      <w:r>
+        <w:rPr>
+          <w:lang w:val="el-GR"/>
+        </w:rPr>
+      </w:r>
+    </w:p>
+    <w:p>
+      <w:pPr>
+        <w:pStyle w:val="Normal"/>
+        <w:bidi w:val="0"/>
+        <w:jc w:val="start"/>
+        <w:rPr>
+          <w:lang w:val="el-GR"/>
+        </w:rPr>
+      </w:pPr>
+      <w:r>
+        <w:rPr>
+          <w:lang w:val="el-GR"/>
+        </w:rPr>
+      </w:r>
+    </w:p>
+    <w:p>
+      <w:pPr>
+        <w:pStyle w:val="Normal"/>
+        <w:bidi w:val="0"/>
+        <w:jc w:val="start"/>
+        <w:rPr>
+          <w:lang w:val="el-GR"/>
+        </w:rPr>
+      </w:pPr>
+      <w:r>
+        <w:rPr>
+          <w:lang w:val="el-GR"/>
+        </w:rPr>
+      </w:r>
+    </w:p>
+    <w:p>
+      <w:pPr>
+        <w:pStyle w:val="Normal"/>
+        <w:bidi w:val="0"/>
+        <w:jc w:val="start"/>
+        <w:rPr>
+          <w:lang w:val="el-GR"/>
+        </w:rPr>
+      </w:pPr>
+      <w:r>
+        <w:rPr>
+          <w:lang w:val="el-GR"/>
+        </w:rPr>
+      </w:r>
+    </w:p>
+    <w:p>
+      <w:pPr>
+        <w:pStyle w:val="Normal"/>
+        <w:bidi w:val="0"/>
+        <w:jc w:val="start"/>
+        <w:rPr>
+          <w:lang w:val="el-GR"/>
+        </w:rPr>
+      </w:pPr>
+      <w:r>
+        <w:rPr>
+          <w:lang w:val="el-GR"/>
+        </w:rPr>
+      </w:r>
+    </w:p>
+    <w:p>
+      <w:pPr>
+        <w:pStyle w:val="Normal"/>
+        <w:bidi w:val="0"/>
+        <w:jc w:val="start"/>
+        <w:rPr>
+          <w:lang w:val="el-GR"/>
+        </w:rPr>
+      </w:pPr>
+      <w:r>
+        <w:rPr>
+          <w:lang w:val="el-GR"/>
+        </w:rPr>
+      </w:r>
+    </w:p>
+    <w:p>
+      <w:pPr>
+        <w:pStyle w:val="Normal"/>
+        <w:bidi w:val="0"/>
+        <w:jc w:val="start"/>
+        <w:rPr>
+          <w:lang w:val="el-GR"/>
+        </w:rPr>
+      </w:pPr>
+      <w:r>
+        <w:rPr>
+          <w:lang w:val="el-GR"/>
+        </w:rPr>
+      </w:r>
+    </w:p>
+    <w:p>
+      <w:pPr>
+        <w:pStyle w:val="Normal"/>
+        <w:bidi w:val="0"/>
+        <w:jc w:val="start"/>
+        <w:rPr>
+          <w:lang w:val="el-GR"/>
+        </w:rPr>
+      </w:pPr>
+      <w:r>
+        <w:rPr>
+          <w:lang w:val="el-GR"/>
+        </w:rPr>
+      </w:r>
+    </w:p>
+    <w:p>
+      <w:pPr>
+        <w:pStyle w:val="Normal"/>
+        <w:bidi w:val="0"/>
+        <w:jc w:val="start"/>
+        <w:rPr>
+          <w:lang w:val="el-GR"/>
+        </w:rPr>
+      </w:pPr>
+      <w:r>
+        <w:rPr>
+          <w:lang w:val="el-GR"/>
+        </w:rPr>
+      </w:r>
+    </w:p>
+    <w:p>
+      <w:pPr>
+        <w:pStyle w:val="Normal"/>
+        <w:bidi w:val="0"/>
+        <w:jc w:val="start"/>
+        <w:rPr>
+          <w:lang w:val="el-GR"/>
+        </w:rPr>
+      </w:pPr>
+      <w:r>
+        <w:rPr>
+          <w:lang w:val="el-GR"/>
+        </w:rPr>
+        <w:t xml:space="preserve">Παρατήρηση: Με μία πρώτη ματιά καταλαβαίνουμε ότι δεν μπορεί να εντοπίσει outlier τιμές στα 2 dataset. Τρέχοντας εμείς τα 2 dataset, χωρίς να έχουμε κάνει κάποια ιδιαίτερη προεπεξεργασία στα δεδομένα, παρά μόνο αφαιρόντας τις γραμμές τις οποίες δεν έχουν 2 στήλες, </w:t>
       </w:r>
     </w:p>
     <w:sectPr>
@@ -377,6 +478,7 @@
       <w:pgNumType w:fmt="decimal"/>
       <w:formProt w:val="false"/>
       <w:textDirection w:val="lrTb"/>
+      <w:docGrid w:type="default" w:linePitch="100" w:charSpace="0"/>
     </w:sectPr>
   </w:body>
 </w:document>
@@ -391,12 +493,11 @@
         <w:kern w:val="2"/>
         <w:sz w:val="24"/>
         <w:szCs w:val="24"/>
-        <w:lang w:val="en-US" w:eastAsia="zh-CN" w:bidi="hi-IN"/>
+        <w:lang w:val="el-GR" w:eastAsia="zh-CN" w:bidi="hi-IN"/>
       </w:rPr>
     </w:rPrDefault>
     <w:pPrDefault>
       <w:pPr>
-        <w:widowControl/>
         <w:suppressAutoHyphens w:val="true"/>
       </w:pPr>
     </w:pPrDefault>
@@ -406,7 +507,10 @@
     <w:qFormat/>
     <w:pPr>
       <w:widowControl/>
+      <w:suppressAutoHyphens w:val="true"/>
       <w:bidi w:val="0"/>
+      <w:spacing w:before="0" w:after="0"/>
+      <w:jc w:val="start"/>
     </w:pPr>
     <w:rPr>
       <w:rFonts w:ascii="Liberation Serif" w:hAnsi="Liberation Serif" w:eastAsia="Noto Serif CJK SC" w:cs="Noto Sans Devanagari"/>
